--- a/templates_BG_V1.1/giayphep_template.docx
+++ b/templates_BG_V1.1/giayphep_template.docx
@@ -301,164 +301,6 @@
           <w:bCs/>
         </w:rPr>
       </w:pPr>
-      <w:r>
-        <w:rPr>
-          <w:b/>
-          <w:bCs/>
-          <w:noProof/>
-        </w:rPr>
-        <mc:AlternateContent>
-          <mc:Choice Requires="wps">
-            <w:drawing>
-              <wp:anchor distT="0" distB="0" distL="114300" distR="114300" simplePos="0" relativeHeight="252161536" behindDoc="0" locked="0" layoutInCell="1" allowOverlap="1" wp14:anchorId="647F4A5C" wp14:editId="423D65CF">
-                <wp:simplePos x="0" y="0"/>
-                <wp:positionH relativeFrom="margin">
-                  <wp:posOffset>3057525</wp:posOffset>
-                </wp:positionH>
-                <wp:positionV relativeFrom="page">
-                  <wp:posOffset>8073390</wp:posOffset>
-                </wp:positionV>
-                <wp:extent cx="2409825" cy="990600"/>
-                <wp:effectExtent l="0" t="0" r="0" b="0"/>
-                <wp:wrapNone/>
-                <wp:docPr id="1" name="Text Box 1"/>
-                <wp:cNvGraphicFramePr>
-                  <a:graphicFrameLocks xmlns:a="http://schemas.openxmlformats.org/drawingml/2006/main"/>
-                </wp:cNvGraphicFramePr>
-                <a:graphic xmlns:a="http://schemas.openxmlformats.org/drawingml/2006/main">
-                  <a:graphicData uri="http://schemas.microsoft.com/office/word/2010/wordprocessingShape">
-                    <wps:wsp>
-                      <wps:cNvSpPr txBox="1">
-                        <a:spLocks/>
-                      </wps:cNvSpPr>
-                      <wps:spPr>
-                        <a:xfrm>
-                          <a:off x="0" y="0"/>
-                          <a:ext cx="2409825" cy="990600"/>
-                        </a:xfrm>
-                        <a:prstGeom prst="rect">
-                          <a:avLst/>
-                        </a:prstGeom>
-                        <a:noFill/>
-                        <a:ln w="6350">
-                          <a:noFill/>
-                        </a:ln>
-                      </wps:spPr>
-                      <wps:txbx>
-                        <w:txbxContent>
-                          <w:p>
-                            <w:pPr>
-                              <w:spacing w:after="0"/>
-                              <w:rPr>
-                                <w:rFonts w:ascii="Arial" w:hAnsi="Arial"/>
-                                <w:sz w:val="20"/>
-                                <w:szCs w:val="20"/>
-                              </w:rPr>
-                            </w:pPr>
-                          </w:p>
-                          <w:p>
-                            <w:pPr>
-                              <w:spacing w:after="0"/>
-                              <w:rPr>
-                                <w:rFonts w:ascii="Arial" w:hAnsi="Arial"/>
-                                <w:sz w:val="20"/>
-                                <w:szCs w:val="20"/>
-                              </w:rPr>
-                            </w:pPr>
-                          </w:p>
-                          <w:p>
-                            <w:pPr>
-                              <w:spacing w:after="0"/>
-                              <w:rPr>
-                                <w:rFonts w:ascii="Arial" w:hAnsi="Arial"/>
-                                <w:sz w:val="20"/>
-                                <w:szCs w:val="20"/>
-                              </w:rPr>
-                            </w:pPr>
-                          </w:p>
-                          <w:p>
-                            <w:pPr>
-                              <w:spacing w:after="0"/>
-                              <w:rPr>
-                                <w:rFonts w:ascii="Arial" w:hAnsi="Arial"/>
-                                <w:sz w:val="20"/>
-                                <w:szCs w:val="20"/>
-                              </w:rPr>
-                            </w:pPr>
-                          </w:p>
-                        </w:txbxContent>
-                      </wps:txbx>
-                      <wps:bodyPr rot="0" spcFirstLastPara="0" vertOverflow="overflow" horzOverflow="overflow" vert="horz" wrap="square" lIns="91440" tIns="45720" rIns="91440" bIns="45720" numCol="1" spcCol="0" rtlCol="0" fromWordArt="0" anchor="t" anchorCtr="0" forceAA="0" compatLnSpc="1">
-                        <a:prstTxWarp prst="textNoShape">
-                          <a:avLst/>
-                        </a:prstTxWarp>
-                        <a:noAutofit/>
-                      </wps:bodyPr>
-                    </wps:wsp>
-                  </a:graphicData>
-                </a:graphic>
-                <wp14:sizeRelH relativeFrom="margin">
-                  <wp14:pctWidth>0</wp14:pctWidth>
-                </wp14:sizeRelH>
-                <wp14:sizeRelV relativeFrom="margin">
-                  <wp14:pctHeight>0</wp14:pctHeight>
-                </wp14:sizeRelV>
-              </wp:anchor>
-            </w:drawing>
-          </mc:Choice>
-          <mc:Fallback>
-            <w:pict>
-              <v:shape w14:anchorId="647F4A5C" id="Text Box 1" o:spid="_x0000_s1028" type="#_x0000_t202" style="position:absolute;margin-left:240.75pt;margin-top:635.7pt;width:189.75pt;height:78pt;z-index:252161536;visibility:visible;mso-wrap-style:square;mso-width-percent:0;mso-height-percent:0;mso-wrap-distance-left:9pt;mso-wrap-distance-top:0;mso-wrap-distance-right:9pt;mso-wrap-distance-bottom:0;mso-position-horizontal:absolute;mso-position-horizontal-relative:margin;mso-position-vertical:absolute;mso-position-vertical-relative:page;mso-width-percent:0;mso-height-percent:0;mso-width-relative:margin;mso-height-relative:margin;v-text-anchor:top" o:gfxdata="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" filled="f" stroked="f" strokeweight=".5pt">
-                <v:textbox>
-                  <w:txbxContent>
-                    <w:p>
-                      <w:pPr>
-                        <w:spacing w:after="0"/>
-                        <w:rPr>
-                          <w:rFonts w:ascii="Arial" w:hAnsi="Arial"/>
-                          <w:sz w:val="20"/>
-                          <w:szCs w:val="20"/>
-                        </w:rPr>
-                      </w:pPr>
-                    </w:p>
-                    <w:p>
-                      <w:pPr>
-                        <w:spacing w:after="0"/>
-                        <w:rPr>
-                          <w:rFonts w:ascii="Arial" w:hAnsi="Arial"/>
-                          <w:sz w:val="20"/>
-                          <w:szCs w:val="20"/>
-                        </w:rPr>
-                      </w:pPr>
-                    </w:p>
-                    <w:p>
-                      <w:pPr>
-                        <w:spacing w:after="0"/>
-                        <w:rPr>
-                          <w:rFonts w:ascii="Arial" w:hAnsi="Arial"/>
-                          <w:sz w:val="20"/>
-                          <w:szCs w:val="20"/>
-                        </w:rPr>
-                      </w:pPr>
-                    </w:p>
-                    <w:p>
-                      <w:pPr>
-                        <w:spacing w:after="0"/>
-                        <w:rPr>
-                          <w:rFonts w:ascii="Arial" w:hAnsi="Arial"/>
-                          <w:sz w:val="20"/>
-                          <w:szCs w:val="20"/>
-                        </w:rPr>
-                      </w:pPr>
-                    </w:p>
-                  </w:txbxContent>
-                </v:textbox>
-                <w10:wrap anchorx="margin" anchory="page"/>
-              </v:shape>
-            </w:pict>
-          </mc:Fallback>
-        </mc:AlternateContent>
-      </w:r>
     </w:p>
     <w:p>
       <w:pPr>
@@ -1659,7 +1501,7 @@
                 <v:stroke joinstyle="miter"/>
                 <v:path gradientshapeok="t" o:connecttype="rect"/>
               </v:shapetype>
-              <v:shape id="Text Box 25" o:spid="_x0000_s1037" type="#_x0000_t202" style="position:absolute;margin-left:64.95pt;margin-top:249.8pt;width:391.8pt;height:29.1pt;z-index:251888128;visibility:visible;mso-wrap-style:square;mso-width-percent:0;mso-height-percent:0;mso-wrap-distance-left:9pt;mso-wrap-distance-top:0;mso-wrap-distance-right:9pt;mso-wrap-distance-bottom:0;mso-position-horizontal:absolute;mso-position-horizontal-relative:margin;mso-position-vertical:absolute;mso-position-vertical-relative:page;mso-width-percent:0;mso-height-percent:0;mso-width-relative:margin;mso-height-relative:margin;v-text-anchor:top" o:gfxdata="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" filled="f" stroked="f" strokeweight=".5pt">
+              <v:shape id="Text Box 25" o:spid="_x0000_s1036" type="#_x0000_t202" style="position:absolute;margin-left:64.95pt;margin-top:249.8pt;width:391.8pt;height:29.1pt;z-index:251888128;visibility:visible;mso-wrap-style:square;mso-width-percent:0;mso-height-percent:0;mso-wrap-distance-left:9pt;mso-wrap-distance-top:0;mso-wrap-distance-right:9pt;mso-wrap-distance-bottom:0;mso-position-horizontal:absolute;mso-position-horizontal-relative:margin;mso-position-vertical:absolute;mso-position-vertical-relative:page;mso-width-percent:0;mso-height-percent:0;mso-width-relative:margin;mso-height-relative:margin;v-text-anchor:top" o:gfxdata="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" filled="f" stroked="f" strokeweight=".5pt">
                 <v:textbox>
                   <w:txbxContent>
                     <w:p>
@@ -3296,6 +3138,164 @@
         <mc:AlternateContent>
           <mc:Choice Requires="wps">
             <w:drawing>
+              <wp:anchor distT="0" distB="0" distL="114300" distR="114300" simplePos="0" relativeHeight="252161536" behindDoc="0" locked="0" layoutInCell="1" allowOverlap="1" wp14:anchorId="647F4A5C" wp14:editId="3CBA79D6">
+                <wp:simplePos x="0" y="0"/>
+                <wp:positionH relativeFrom="margin">
+                  <wp:posOffset>3152775</wp:posOffset>
+                </wp:positionH>
+                <wp:positionV relativeFrom="page">
+                  <wp:posOffset>8295640</wp:posOffset>
+                </wp:positionV>
+                <wp:extent cx="2409825" cy="990600"/>
+                <wp:effectExtent l="0" t="0" r="0" b="0"/>
+                <wp:wrapNone/>
+                <wp:docPr id="1" name="Text Box 1"/>
+                <wp:cNvGraphicFramePr>
+                  <a:graphicFrameLocks xmlns:a="http://schemas.openxmlformats.org/drawingml/2006/main"/>
+                </wp:cNvGraphicFramePr>
+                <a:graphic xmlns:a="http://schemas.openxmlformats.org/drawingml/2006/main">
+                  <a:graphicData uri="http://schemas.microsoft.com/office/word/2010/wordprocessingShape">
+                    <wps:wsp>
+                      <wps:cNvSpPr txBox="1">
+                        <a:spLocks/>
+                      </wps:cNvSpPr>
+                      <wps:spPr>
+                        <a:xfrm>
+                          <a:off x="0" y="0"/>
+                          <a:ext cx="2409825" cy="990600"/>
+                        </a:xfrm>
+                        <a:prstGeom prst="rect">
+                          <a:avLst/>
+                        </a:prstGeom>
+                        <a:noFill/>
+                        <a:ln w="6350">
+                          <a:noFill/>
+                        </a:ln>
+                      </wps:spPr>
+                      <wps:txbx>
+                        <w:txbxContent>
+                          <w:p>
+                            <w:pPr>
+                              <w:spacing w:after="0"/>
+                              <w:rPr>
+                                <w:rFonts w:ascii="Arial" w:hAnsi="Arial"/>
+                                <w:sz w:val="20"/>
+                                <w:szCs w:val="20"/>
+                              </w:rPr>
+                            </w:pPr>
+                          </w:p>
+                          <w:p>
+                            <w:pPr>
+                              <w:spacing w:after="0"/>
+                              <w:rPr>
+                                <w:rFonts w:ascii="Arial" w:hAnsi="Arial"/>
+                                <w:sz w:val="20"/>
+                                <w:szCs w:val="20"/>
+                              </w:rPr>
+                            </w:pPr>
+                          </w:p>
+                          <w:p>
+                            <w:pPr>
+                              <w:spacing w:after="0"/>
+                              <w:rPr>
+                                <w:rFonts w:ascii="Arial" w:hAnsi="Arial"/>
+                                <w:sz w:val="20"/>
+                                <w:szCs w:val="20"/>
+                              </w:rPr>
+                            </w:pPr>
+                          </w:p>
+                          <w:p>
+                            <w:pPr>
+                              <w:spacing w:after="0"/>
+                              <w:rPr>
+                                <w:rFonts w:ascii="Arial" w:hAnsi="Arial"/>
+                                <w:sz w:val="20"/>
+                                <w:szCs w:val="20"/>
+                              </w:rPr>
+                            </w:pPr>
+                          </w:p>
+                        </w:txbxContent>
+                      </wps:txbx>
+                      <wps:bodyPr rot="0" spcFirstLastPara="0" vertOverflow="overflow" horzOverflow="overflow" vert="horz" wrap="square" lIns="91440" tIns="45720" rIns="91440" bIns="45720" numCol="1" spcCol="0" rtlCol="0" fromWordArt="0" anchor="t" anchorCtr="0" forceAA="0" compatLnSpc="1">
+                        <a:prstTxWarp prst="textNoShape">
+                          <a:avLst/>
+                        </a:prstTxWarp>
+                        <a:noAutofit/>
+                      </wps:bodyPr>
+                    </wps:wsp>
+                  </a:graphicData>
+                </a:graphic>
+                <wp14:sizeRelH relativeFrom="margin">
+                  <wp14:pctWidth>0</wp14:pctWidth>
+                </wp14:sizeRelH>
+                <wp14:sizeRelV relativeFrom="margin">
+                  <wp14:pctHeight>0</wp14:pctHeight>
+                </wp14:sizeRelV>
+              </wp:anchor>
+            </w:drawing>
+          </mc:Choice>
+          <mc:Fallback>
+            <w:pict>
+              <v:shape w14:anchorId="647F4A5C" id="Text Box 1" o:spid="_x0000_s1048" type="#_x0000_t202" style="position:absolute;margin-left:248.25pt;margin-top:653.2pt;width:189.75pt;height:78pt;z-index:252161536;visibility:visible;mso-wrap-style:square;mso-width-percent:0;mso-height-percent:0;mso-wrap-distance-left:9pt;mso-wrap-distance-top:0;mso-wrap-distance-right:9pt;mso-wrap-distance-bottom:0;mso-position-horizontal:absolute;mso-position-horizontal-relative:margin;mso-position-vertical:absolute;mso-position-vertical-relative:page;mso-width-percent:0;mso-height-percent:0;mso-width-relative:margin;mso-height-relative:margin;v-text-anchor:top" o:gfxdata="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" filled="f" stroked="f" strokeweight=".5pt">
+                <v:textbox>
+                  <w:txbxContent>
+                    <w:p>
+                      <w:pPr>
+                        <w:spacing w:after="0"/>
+                        <w:rPr>
+                          <w:rFonts w:ascii="Arial" w:hAnsi="Arial"/>
+                          <w:sz w:val="20"/>
+                          <w:szCs w:val="20"/>
+                        </w:rPr>
+                      </w:pPr>
+                    </w:p>
+                    <w:p>
+                      <w:pPr>
+                        <w:spacing w:after="0"/>
+                        <w:rPr>
+                          <w:rFonts w:ascii="Arial" w:hAnsi="Arial"/>
+                          <w:sz w:val="20"/>
+                          <w:szCs w:val="20"/>
+                        </w:rPr>
+                      </w:pPr>
+                    </w:p>
+                    <w:p>
+                      <w:pPr>
+                        <w:spacing w:after="0"/>
+                        <w:rPr>
+                          <w:rFonts w:ascii="Arial" w:hAnsi="Arial"/>
+                          <w:sz w:val="20"/>
+                          <w:szCs w:val="20"/>
+                        </w:rPr>
+                      </w:pPr>
+                    </w:p>
+                    <w:p>
+                      <w:pPr>
+                        <w:spacing w:after="0"/>
+                        <w:rPr>
+                          <w:rFonts w:ascii="Arial" w:hAnsi="Arial"/>
+                          <w:sz w:val="20"/>
+                          <w:szCs w:val="20"/>
+                        </w:rPr>
+                      </w:pPr>
+                    </w:p>
+                  </w:txbxContent>
+                </v:textbox>
+                <w10:wrap anchorx="margin" anchory="page"/>
+              </v:shape>
+            </w:pict>
+          </mc:Fallback>
+        </mc:AlternateContent>
+      </w:r>
+      <w:r>
+        <w:rPr>
+          <w:b/>
+          <w:bCs/>
+          <w:noProof/>
+        </w:rPr>
+        <mc:AlternateContent>
+          <mc:Choice Requires="wps">
+            <w:drawing>
               <wp:anchor distT="0" distB="0" distL="114300" distR="114300" simplePos="0" relativeHeight="251162112" behindDoc="0" locked="0" layoutInCell="1" allowOverlap="1" wp14:anchorId="608364E1" wp14:editId="69A6AE73">
                 <wp:simplePos x="0" y="0"/>
                 <wp:positionH relativeFrom="margin">
@@ -3463,7 +3463,7 @@
                                 <w:sz w:val="28"/>
                                 <w:szCs w:val="28"/>
                               </w:rPr>
-                              <w:t>KT. GIÁM ĐỐC</w:t>
+                              <w:t>{tham_quyen_ky}</w:t>
                             </w:r>
                             <w:r>
                               <w:br/>
@@ -3477,7 +3477,7 @@
                                 <w:sz w:val="28"/>
                                 <w:szCs w:val="28"/>
                               </w:rPr>
-                              <w:t>PHÓ GIÁM ĐỐC</w:t>
+                              <w:t>{chuc_vu_ky}</w:t>
                             </w:r>
                           </w:p>
                         </w:txbxContent>
@@ -3524,7 +3524,7 @@
                           <w:sz w:val="28"/>
                           <w:szCs w:val="28"/>
                         </w:rPr>
-                        <w:t>KT. GIÁM ĐỐC</w:t>
+                        <w:t>{tham_quyen_ky}</w:t>
                       </w:r>
                       <w:r>
                         <w:br/>
@@ -3538,7 +3538,7 @@
                           <w:sz w:val="28"/>
                           <w:szCs w:val="28"/>
                         </w:rPr>
-                        <w:t>PHÓ GIÁM ĐỐC</w:t>
+                        <w:t>{chuc_vu_ky}</w:t>
                       </w:r>
                     </w:p>
                   </w:txbxContent>
@@ -4647,7 +4647,6 @@
   <w:style w:type="character" w:default="1" w:styleId="DefaultParagraphFont">
     <w:name w:val="Default Paragraph Font"/>
     <w:uiPriority w:val="1"/>
-    <w:semiHidden/>
     <w:unhideWhenUsed/>
   </w:style>
   <w:style w:type="table" w:default="1" w:styleId="TableNormal">
